--- a/SEM 6/$Mini Project/HoC Report.docx
+++ b/SEM 6/$Mini Project/HoC Report.docx
@@ -595,16 +595,7 @@
           <w:sz w:val="36"/>
           <w:u w:val="single"/>
         </w:rPr>
-        <w:t xml:space="preserve">f </w:t>
-      </w:r>
-      <w:r>
-        <w:rPr>
-          <w:b/>
-          <w:spacing w:val="-2"/>
-          <w:sz w:val="36"/>
-          <w:u w:val="single"/>
-        </w:rPr>
-        <w:t>Cards</w:t>
+        <w:t>f Cards</w:t>
       </w:r>
     </w:p>
     <w:p>
@@ -1086,13 +1077,7 @@
         <w:rPr>
           <w:sz w:val="28"/>
         </w:rPr>
-        <w:t xml:space="preserve"> </w:t>
-      </w:r>
-      <w:r>
-        <w:rPr>
-          <w:sz w:val="28"/>
-        </w:rPr>
-        <w:t>"</w:t>
+        <w:t xml:space="preserve"> "</w:t>
       </w:r>
       <w:r>
         <w:rPr>
@@ -1137,13 +1122,7 @@
         <w:rPr>
           <w:sz w:val="28"/>
         </w:rPr>
-        <w:t xml:space="preserve"> submitted to the University of Mumbai in partial fulfilment of the</w:t>
-      </w:r>
-      <w:r>
-        <w:rPr>
-          <w:sz w:val="28"/>
-        </w:rPr>
-        <w:t xml:space="preserve"> requirement for the ITM601 Mini Project - 2B for ML project of the 6TH Semester in </w:t>
+        <w:t xml:space="preserve"> submitted to the University of Mumbai in partial fulfilment of the requirement for the ITM601 Mini Project - 2B for ML project of the 6TH Semester in </w:t>
       </w:r>
       <w:r>
         <w:rPr>
@@ -1202,7 +1181,6 @@
     </w:p>
     <w:p>
       <w:pPr>
-        <w:ind w:left="971"/>
         <w:rPr>
           <w:b/>
         </w:rPr>
@@ -1212,13 +1190,20 @@
           <w:b/>
           <w:spacing w:val="-4"/>
         </w:rPr>
-        <w:t>(ER.</w:t>
+        <w:t xml:space="preserve">                  </w:t>
       </w:r>
       <w:r>
         <w:rPr>
           <w:b/>
           <w:spacing w:val="-4"/>
         </w:rPr>
+        <w:t>(</w:t>
+      </w:r>
+      <w:r>
+        <w:rPr>
+          <w:b/>
+          <w:spacing w:val="-4"/>
+        </w:rPr>
         <w:t xml:space="preserve"> </w:t>
       </w:r>
       <w:r>
@@ -1226,6 +1211,20 @@
           <w:b/>
           <w:spacing w:val="-4"/>
         </w:rPr>
+        <w:t>ER.</w:t>
+      </w:r>
+      <w:r>
+        <w:rPr>
+          <w:b/>
+          <w:spacing w:val="-4"/>
+        </w:rPr>
+        <w:t xml:space="preserve"> </w:t>
+      </w:r>
+      <w:r>
+        <w:rPr>
+          <w:b/>
+          <w:spacing w:val="-4"/>
+        </w:rPr>
         <w:t>SWATI</w:t>
       </w:r>
       <w:r>
@@ -1240,7 +1239,42 @@
           <w:b/>
           <w:spacing w:val="-2"/>
         </w:rPr>
-        <w:t>GURAV)                                                           PROF. RASHEED NOOR</w:t>
+        <w:t>GURAV</w:t>
+      </w:r>
+      <w:r>
+        <w:rPr>
+          <w:b/>
+          <w:spacing w:val="-2"/>
+        </w:rPr>
+        <w:t xml:space="preserve"> </w:t>
+      </w:r>
+      <w:r>
+        <w:rPr>
+          <w:b/>
+          <w:spacing w:val="-2"/>
+        </w:rPr>
+        <w:t xml:space="preserve">)                                                      </w:t>
+      </w:r>
+      <w:r>
+        <w:rPr>
+          <w:b/>
+          <w:spacing w:val="-2"/>
+        </w:rPr>
+        <w:t xml:space="preserve">( </w:t>
+      </w:r>
+      <w:r>
+        <w:rPr>
+          <w:b/>
+          <w:spacing w:val="-2"/>
+        </w:rPr>
+        <w:t>PROF. RASHEED NOOR</w:t>
+      </w:r>
+      <w:r>
+        <w:rPr>
+          <w:b/>
+          <w:spacing w:val="-2"/>
+        </w:rPr>
+        <w:t xml:space="preserve"> )</w:t>
       </w:r>
     </w:p>
     <w:p>
@@ -1259,7 +1293,35 @@
           <w:b/>
           <w:spacing w:val="-2"/>
         </w:rPr>
-        <w:t>SUPERVISOR/GUIDE</w:t>
+        <w:t>SUPERVISOR</w:t>
+      </w:r>
+      <w:r>
+        <w:rPr>
+          <w:b/>
+          <w:spacing w:val="-2"/>
+        </w:rPr>
+        <w:t xml:space="preserve"> </w:t>
+      </w:r>
+      <w:r>
+        <w:rPr>
+          <w:b/>
+          <w:spacing w:val="-2"/>
+        </w:rPr>
+        <w:t>/</w:t>
+      </w:r>
+      <w:r>
+        <w:rPr>
+          <w:b/>
+          <w:spacing w:val="-2"/>
+        </w:rPr>
+        <w:t xml:space="preserve"> </w:t>
+      </w:r>
+      <w:r>
+        <w:rPr>
+          <w:b/>
+          <w:spacing w:val="-2"/>
+        </w:rPr>
+        <w:t>GUIDE</w:t>
       </w:r>
       <w:r>
         <w:rPr>
@@ -1379,13 +1441,19 @@
         <w:rPr>
           <w:b/>
         </w:rPr>
-        <w:t>( Dr</w:t>
-      </w:r>
-      <w:r>
-        <w:rPr>
-          <w:b/>
-        </w:rPr>
-        <w:t xml:space="preserve">. Zainab Mirza) </w:t>
+        <w:t>( Dr. Zainab Mirza</w:t>
+      </w:r>
+      <w:r>
+        <w:rPr>
+          <w:b/>
+        </w:rPr>
+        <w:t xml:space="preserve"> </w:t>
+      </w:r>
+      <w:r>
+        <w:rPr>
+          <w:b/>
+        </w:rPr>
+        <w:t xml:space="preserve">) </w:t>
       </w:r>
       <w:r>
         <w:rPr>
@@ -1594,13 +1662,7 @@
         <w:rPr>
           <w:sz w:val="28"/>
         </w:rPr>
-        <w:t xml:space="preserve"> </w:t>
-      </w:r>
-      <w:r>
-        <w:rPr>
-          <w:sz w:val="28"/>
-        </w:rPr>
-        <w:t>"</w:t>
+        <w:t xml:space="preserve"> "</w:t>
       </w:r>
       <w:r>
         <w:rPr>
@@ -1620,13 +1682,7 @@
         <w:rPr>
           <w:sz w:val="28"/>
         </w:rPr>
-        <w:t>,</w:t>
-      </w:r>
-      <w:r>
-        <w:rPr>
-          <w:sz w:val="28"/>
-        </w:rPr>
-        <w:t xml:space="preserve"> </w:t>
+        <w:t xml:space="preserve">, </w:t>
       </w:r>
       <w:r>
         <w:rPr>
@@ -1818,7 +1874,7 @@
               </wp:anchor>
             </w:drawing>
           </mc:Choice>
-          <mc:Fallback xmlns:w16sdtfl="http://schemas.microsoft.com/office/word/2024/wordml/sdtformatlock" xmlns:w16du="http://schemas.microsoft.com/office/word/2023/wordml/word16du" xmlns:oel="http://schemas.microsoft.com/office/2019/extlst">
+          <mc:Fallback xmlns:oel="http://schemas.microsoft.com/office/2019/extlst" xmlns:w16du="http://schemas.microsoft.com/office/word/2023/wordml/word16du" xmlns:w16sdtfl="http://schemas.microsoft.com/office/word/2024/wordml/sdtformatlock">
             <w:pict>
               <v:shape w14:anchorId="37C74EBD" id="Graphic 3" o:spid="_x0000_s1026" style="position:absolute;margin-left:376.5pt;margin-top:19.1pt;width:141.95pt;height:.1pt;z-index:-251661824;visibility:visible;mso-wrap-style:square;mso-wrap-distance-left:0;mso-wrap-distance-top:0;mso-wrap-distance-right:0;mso-wrap-distance-bottom:0;mso-position-horizontal:absolute;mso-position-horizontal-relative:page;mso-position-vertical:absolute;mso-position-vertical-relative:text;v-text-anchor:top" coordsize="1802764,1270" o:gfxdata="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" path="m,l1802650,e" filled="f" strokeweight=".36547mm">
                 <v:stroke dashstyle="3 1"/>
@@ -1945,7 +2001,7 @@
               </wp:anchor>
             </w:drawing>
           </mc:Choice>
-          <mc:Fallback xmlns:w16sdtfl="http://schemas.microsoft.com/office/word/2024/wordml/sdtformatlock" xmlns:w16du="http://schemas.microsoft.com/office/word/2023/wordml/word16du" xmlns:oel="http://schemas.microsoft.com/office/2019/extlst">
+          <mc:Fallback xmlns:oel="http://schemas.microsoft.com/office/2019/extlst" xmlns:w16du="http://schemas.microsoft.com/office/word/2023/wordml/word16du" xmlns:w16sdtfl="http://schemas.microsoft.com/office/word/2024/wordml/sdtformatlock">
             <w:pict>
               <v:shape w14:anchorId="5F41E450" id="Graphic 3" o:spid="_x0000_s1026" style="position:absolute;margin-left:376.5pt;margin-top:19.1pt;width:141.95pt;height:.1pt;z-index:-251660800;visibility:visible;mso-wrap-style:square;mso-wrap-distance-left:0;mso-wrap-distance-top:0;mso-wrap-distance-right:0;mso-wrap-distance-bottom:0;mso-position-horizontal:absolute;mso-position-horizontal-relative:page;mso-position-vertical:absolute;mso-position-vertical-relative:text;v-text-anchor:top" coordsize="1802764,1270" o:gfxdata="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" path="m,l1802650,e" filled="f" strokeweight=".36547mm">
                 <v:stroke dashstyle="3 1"/>
@@ -2079,10 +2135,7 @@
         <w:t xml:space="preserve"> </w:t>
       </w:r>
       <w:r>
-        <w:t xml:space="preserve">our sincere gratitude to our project guide </w:t>
-      </w:r>
-      <w:r>
-        <w:t xml:space="preserve">ER. Swati </w:t>
+        <w:t xml:space="preserve">our sincere gratitude to our project guide ER. Swati </w:t>
       </w:r>
       <w:proofErr w:type="spellStart"/>
       <w:r>
@@ -2107,10 +2160,7 @@
         <w:jc w:val="both"/>
       </w:pPr>
       <w:r>
-        <w:t xml:space="preserve">Which the project was </w:t>
-      </w:r>
-      <w:r>
-        <w:t>executed and to all respected people who provided their</w:t>
+        <w:t>Which the project was executed and to all respected people who provided their</w:t>
       </w:r>
       <w:r>
         <w:rPr>
@@ -2209,10 +2259,7 @@
         <w:t xml:space="preserve"> </w:t>
       </w:r>
       <w:r>
-        <w:t>this project to the most extent rests on every bit of suggestions, advice, and help which they provided us from time to time and a</w:t>
-      </w:r>
-      <w:r>
-        <w:t xml:space="preserve">lso being open and constructive to all the problems that we faced during the entire development </w:t>
+        <w:t xml:space="preserve">this project to the most extent rests on every bit of suggestions, advice, and help which they provided us from time to time and also being open and constructive to all the problems that we faced during the entire development </w:t>
       </w:r>
       <w:r>
         <w:t>lifecycle</w:t>
@@ -2483,7 +2530,7 @@
       <w:pPr>
         <w:pStyle w:val="BodyText"/>
         <w:spacing w:before="366" w:line="276" w:lineRule="auto"/>
-        <w:ind w:left="362" w:right="527"/>
+        <w:ind w:right="527"/>
         <w:jc w:val="both"/>
       </w:pPr>
     </w:p>
@@ -2491,7 +2538,7 @@
       <w:pPr>
         <w:pStyle w:val="BodyText"/>
         <w:spacing w:before="366" w:line="276" w:lineRule="auto"/>
-        <w:ind w:left="362" w:right="527"/>
+        <w:ind w:right="527"/>
         <w:jc w:val="both"/>
       </w:pPr>
     </w:p>
@@ -4439,6 +4486,13 @@
           <w:bCs/>
           <w:sz w:val="28"/>
         </w:rPr>
+        <w:t>:</w:t>
+      </w:r>
+      <w:r>
+        <w:rPr>
+          <w:bCs/>
+          <w:sz w:val="28"/>
+        </w:rPr>
         <w:t xml:space="preserve"> </w:t>
       </w:r>
       <w:r>
@@ -4446,7 +4500,7 @@
           <w:bCs/>
           <w:sz w:val="28"/>
         </w:rPr>
-        <w:t xml:space="preserve"> doubles the next number played</w:t>
+        <w:t>doubles the next number played</w:t>
       </w:r>
     </w:p>
     <w:p>
@@ -4478,6 +4532,13 @@
           <w:bCs/>
           <w:sz w:val="28"/>
         </w:rPr>
+        <w:t>:</w:t>
+      </w:r>
+      <w:r>
+        <w:rPr>
+          <w:bCs/>
+          <w:sz w:val="28"/>
+        </w:rPr>
         <w:t xml:space="preserve"> </w:t>
       </w:r>
       <w:r>
@@ -4485,7 +4546,7 @@
           <w:bCs/>
           <w:sz w:val="28"/>
         </w:rPr>
-        <w:t xml:space="preserve"> repeats the last number card</w:t>
+        <w:t>repeats the last number card</w:t>
       </w:r>
     </w:p>
     <w:p>
@@ -4517,6 +4578,13 @@
           <w:bCs/>
           <w:sz w:val="28"/>
         </w:rPr>
+        <w:t>:</w:t>
+      </w:r>
+      <w:r>
+        <w:rPr>
+          <w:bCs/>
+          <w:sz w:val="28"/>
+        </w:rPr>
         <w:t xml:space="preserve"> </w:t>
       </w:r>
       <w:r>
@@ -4524,7 +4592,7 @@
           <w:bCs/>
           <w:sz w:val="28"/>
         </w:rPr>
-        <w:t xml:space="preserve"> cancels the effect of certain special cards</w:t>
+        <w:t>cancels the effect of certain special cards</w:t>
       </w:r>
     </w:p>
     <w:p>
@@ -4556,6 +4624,13 @@
           <w:bCs/>
           <w:sz w:val="28"/>
         </w:rPr>
+        <w:t>:</w:t>
+      </w:r>
+      <w:r>
+        <w:rPr>
+          <w:bCs/>
+          <w:sz w:val="28"/>
+        </w:rPr>
         <w:t xml:space="preserve"> </w:t>
       </w:r>
       <w:r>
@@ -4563,7 +4638,7 @@
           <w:bCs/>
           <w:sz w:val="28"/>
         </w:rPr>
-        <w:t xml:space="preserve"> exchanges cards between hand and deck</w:t>
+        <w:t>exchanges cards between hand and deck</w:t>
       </w:r>
     </w:p>
     <w:p>
@@ -4595,6 +4670,13 @@
           <w:bCs/>
           <w:sz w:val="28"/>
         </w:rPr>
+        <w:t>:</w:t>
+      </w:r>
+      <w:r>
+        <w:rPr>
+          <w:bCs/>
+          <w:sz w:val="28"/>
+        </w:rPr>
         <w:t xml:space="preserve"> </w:t>
       </w:r>
       <w:r>
@@ -4602,7 +4684,21 @@
           <w:bCs/>
           <w:sz w:val="28"/>
         </w:rPr>
-        <w:t xml:space="preserve"> triggers an instant limit condition</w:t>
+        <w:t xml:space="preserve">triggers an instant </w:t>
+      </w:r>
+      <w:r>
+        <w:rPr>
+          <w:bCs/>
+          <w:sz w:val="28"/>
+        </w:rPr>
+        <w:t xml:space="preserve">equal </w:t>
+      </w:r>
+      <w:r>
+        <w:rPr>
+          <w:bCs/>
+          <w:sz w:val="28"/>
+        </w:rPr>
+        <w:t>limit condition</w:t>
       </w:r>
     </w:p>
     <w:p>
@@ -8896,10 +8992,10 @@
           <w:noProof/>
         </w:rPr>
         <w:drawing>
-          <wp:inline distT="0" distB="0" distL="0" distR="0" wp14:anchorId="20711DED" wp14:editId="2E95CE36">
-            <wp:extent cx="5731510" cy="3104515"/>
-            <wp:effectExtent l="0" t="0" r="2540" b="635"/>
-            <wp:docPr id="221216567" name="Picture 221216567"/>
+          <wp:inline distT="0" distB="0" distL="0" distR="0" wp14:anchorId="08B2B109" wp14:editId="4953DE1E">
+            <wp:extent cx="5731200" cy="3104328"/>
+            <wp:effectExtent l="0" t="0" r="3175" b="1270"/>
+            <wp:docPr id="7" name="Picture 7"/>
             <wp:cNvGraphicFramePr>
               <a:graphicFrameLocks xmlns:a="http://schemas.openxmlformats.org/drawingml/2006/main" noChangeAspect="1"/>
             </wp:cNvGraphicFramePr>
@@ -8919,7 +9015,7 @@
                   <pic:spPr>
                     <a:xfrm>
                       <a:off x="0" y="0"/>
-                      <a:ext cx="5731510" cy="3104515"/>
+                      <a:ext cx="5731200" cy="3104328"/>
                     </a:xfrm>
                     <a:prstGeom prst="rect">
                       <a:avLst/>
@@ -8931,6 +9027,11 @@
           </wp:inline>
         </w:drawing>
       </w:r>
+    </w:p>
+    <w:p>
+      <w:pPr>
+        <w:jc w:val="center"/>
+      </w:pPr>
     </w:p>
     <w:p>
       <w:pPr>
@@ -9004,6 +9105,11 @@
       <w:pPr>
         <w:jc w:val="center"/>
       </w:pPr>
+    </w:p>
+    <w:p>
+      <w:pPr>
+        <w:jc w:val="center"/>
+      </w:pPr>
       <w:r>
         <w:t>Fig.2</w:t>
       </w:r>
@@ -9011,22 +9117,6 @@
     <w:p>
       <w:pPr>
         <w:jc w:val="center"/>
-      </w:pPr>
-    </w:p>
-    <w:p>
-      <w:pPr>
-        <w:jc w:val="center"/>
-        <w:rPr>
-          <w:noProof/>
-        </w:rPr>
-      </w:pPr>
-    </w:p>
-    <w:p>
-      <w:pPr>
-        <w:jc w:val="center"/>
-        <w:rPr>
-          <w:noProof/>
-        </w:rPr>
       </w:pPr>
     </w:p>
     <w:p>
@@ -9134,6 +9224,11 @@
       <w:pPr>
         <w:jc w:val="center"/>
       </w:pPr>
+    </w:p>
+    <w:p>
+      <w:pPr>
+        <w:jc w:val="center"/>
+      </w:pPr>
       <w:r>
         <w:t>Fig.3</w:t>
       </w:r>
@@ -9202,19 +9297,14 @@
       <w:pPr>
         <w:jc w:val="center"/>
       </w:pPr>
+    </w:p>
+    <w:p>
+      <w:pPr>
+        <w:jc w:val="center"/>
+      </w:pPr>
       <w:r>
         <w:t>Fig.4</w:t>
       </w:r>
-    </w:p>
-    <w:p>
-      <w:pPr>
-        <w:jc w:val="center"/>
-      </w:pPr>
-    </w:p>
-    <w:p>
-      <w:pPr>
-        <w:jc w:val="center"/>
-      </w:pPr>
     </w:p>
     <w:p>
       <w:pPr>
@@ -9310,6 +9400,11 @@
       <w:pPr>
         <w:jc w:val="center"/>
       </w:pPr>
+    </w:p>
+    <w:p>
+      <w:pPr>
+        <w:jc w:val="center"/>
+      </w:pPr>
       <w:r>
         <w:t>Fig.5</w:t>
       </w:r>
@@ -9378,19 +9473,14 @@
       <w:pPr>
         <w:jc w:val="center"/>
       </w:pPr>
+    </w:p>
+    <w:p>
+      <w:pPr>
+        <w:jc w:val="center"/>
+      </w:pPr>
       <w:r>
         <w:t>Fig.6</w:t>
       </w:r>
-    </w:p>
-    <w:p>
-      <w:pPr>
-        <w:jc w:val="center"/>
-      </w:pPr>
-    </w:p>
-    <w:p>
-      <w:pPr>
-        <w:jc w:val="center"/>
-      </w:pPr>
     </w:p>
     <w:p>
       <w:pPr>
@@ -9474,6 +9564,11 @@
       <w:pPr>
         <w:jc w:val="center"/>
       </w:pPr>
+    </w:p>
+    <w:p>
+      <w:pPr>
+        <w:jc w:val="center"/>
+      </w:pPr>
       <w:r>
         <w:t>Fig.7</w:t>
       </w:r>
@@ -9542,19 +9637,14 @@
       <w:pPr>
         <w:jc w:val="center"/>
       </w:pPr>
+    </w:p>
+    <w:p>
+      <w:pPr>
+        <w:jc w:val="center"/>
+      </w:pPr>
       <w:r>
         <w:t>Fig.8</w:t>
       </w:r>
-    </w:p>
-    <w:p>
-      <w:pPr>
-        <w:jc w:val="center"/>
-      </w:pPr>
-    </w:p>
-    <w:p>
-      <w:pPr>
-        <w:jc w:val="center"/>
-      </w:pPr>
     </w:p>
     <w:p>
       <w:pPr>
@@ -9650,6 +9740,11 @@
       <w:pPr>
         <w:jc w:val="center"/>
       </w:pPr>
+    </w:p>
+    <w:p>
+      <w:pPr>
+        <w:jc w:val="center"/>
+      </w:pPr>
       <w:r>
         <w:t>Fig.9</w:t>
       </w:r>
@@ -9718,19 +9813,14 @@
       <w:pPr>
         <w:jc w:val="center"/>
       </w:pPr>
+    </w:p>
+    <w:p>
+      <w:pPr>
+        <w:jc w:val="center"/>
+      </w:pPr>
       <w:r>
         <w:t>Fig.10</w:t>
       </w:r>
-    </w:p>
-    <w:p>
-      <w:pPr>
-        <w:jc w:val="center"/>
-      </w:pPr>
-    </w:p>
-    <w:p>
-      <w:pPr>
-        <w:jc w:val="center"/>
-      </w:pPr>
     </w:p>
     <w:p>
       <w:pPr>
@@ -9831,6 +9921,11 @@
       <w:pPr>
         <w:jc w:val="center"/>
       </w:pPr>
+    </w:p>
+    <w:p>
+      <w:pPr>
+        <w:jc w:val="center"/>
+      </w:pPr>
       <w:r>
         <w:t>Fig.11</w:t>
       </w:r>
@@ -9899,6 +9994,11 @@
       <w:pPr>
         <w:jc w:val="center"/>
       </w:pPr>
+    </w:p>
+    <w:p>
+      <w:pPr>
+        <w:jc w:val="center"/>
+      </w:pPr>
       <w:r>
         <w:t>Fig.12</w:t>
       </w:r>
@@ -9920,18 +10020,6 @@
       </w:pPr>
       <w:bookmarkStart w:id="13" w:name="TIMELINE_CHART"/>
       <w:bookmarkEnd w:id="13"/>
-    </w:p>
-    <w:p>
-      <w:pPr>
-        <w:pStyle w:val="Heading1"/>
-        <w:ind w:left="118"/>
-      </w:pPr>
-    </w:p>
-    <w:p>
-      <w:pPr>
-        <w:pStyle w:val="Heading1"/>
-        <w:ind w:left="118"/>
-      </w:pPr>
     </w:p>
     <w:p>
       <w:pPr>
@@ -10763,15 +10851,7 @@
             <w:sz w:val="28"/>
             <w:szCs w:val="28"/>
           </w:rPr>
-          <w:t>https://www.ebsco.com/rese</w:t>
-        </w:r>
-        <w:r>
-          <w:rPr>
-            <w:rStyle w:val="Hyperlink"/>
-            <w:sz w:val="28"/>
-            <w:szCs w:val="28"/>
-          </w:rPr>
-          <w:t>arch-starters/sports-and-leisure/blackjack</w:t>
+          <w:t>https://www.ebsco.com/research-starters/sports-and-leisure/blackjack</w:t>
         </w:r>
       </w:hyperlink>
       <w:r>
@@ -10812,6 +10892,13 @@
           <w:sz w:val="28"/>
           <w:szCs w:val="28"/>
         </w:rPr>
+        <w:t xml:space="preserve"> </w:t>
+      </w:r>
+      <w:r>
+        <w:rPr>
+          <w:sz w:val="28"/>
+          <w:szCs w:val="28"/>
+        </w:rPr>
         <w:br/>
         <w:t xml:space="preserve">Available at: </w:t>
       </w:r>
@@ -10878,14 +10965,7 @@
           <w:sz w:val="28"/>
           <w:szCs w:val="28"/>
         </w:rPr>
-        <w:t>Moh</w:t>
-      </w:r>
-      <w:r>
-        <w:rPr>
-          <w:sz w:val="28"/>
-          <w:szCs w:val="28"/>
-        </w:rPr>
-        <w:t xml:space="preserve">d, T. K. et al., 2022 – </w:t>
+        <w:t xml:space="preserve">Mohd, T. K. et al., 2022 – </w:t>
       </w:r>
       <w:r>
         <w:rPr>
@@ -10940,7 +11020,27 @@
           <w:sz w:val="28"/>
           <w:szCs w:val="28"/>
         </w:rPr>
-        <w:t xml:space="preserve">. [Online]. Available: </w:t>
+        <w:t xml:space="preserve">. [Online]. </w:t>
+      </w:r>
+    </w:p>
+    <w:p>
+      <w:pPr>
+        <w:pStyle w:val="ListParagraph"/>
+        <w:tabs>
+          <w:tab w:val="left" w:pos="1027"/>
+        </w:tabs>
+        <w:spacing w:before="49" w:line="360" w:lineRule="auto"/>
+        <w:ind w:left="730" w:right="139" w:firstLine="0"/>
+        <w:rPr>
+          <w:b/>
+        </w:rPr>
+      </w:pPr>
+      <w:r>
+        <w:rPr>
+          <w:sz w:val="28"/>
+          <w:szCs w:val="28"/>
+        </w:rPr>
+        <w:t xml:space="preserve">Available: </w:t>
       </w:r>
       <w:hyperlink r:id="rId34" w:tgtFrame="_new" w:history="1">
         <w:r>
@@ -11101,8 +11201,21 @@
           <w:sz w:val="28"/>
           <w:szCs w:val="28"/>
         </w:rPr>
-        <w:br/>
+        <w:t xml:space="preserve"> </w:t>
+      </w:r>
+      <w:r>
+        <w:rPr>
+          <w:sz w:val="28"/>
+          <w:szCs w:val="28"/>
+        </w:rPr>
         <w:t xml:space="preserve">Osborne, M. J. (2004). </w:t>
+      </w:r>
+      <w:r>
+        <w:rPr>
+          <w:sz w:val="28"/>
+          <w:szCs w:val="28"/>
+        </w:rPr>
+        <w:t xml:space="preserve"> </w:t>
       </w:r>
       <w:r>
         <w:rPr>
@@ -14040,6 +14153,10 @@
 </file>
 
 <file path=customXml/item1.xml><?xml version="1.0" encoding="utf-8"?>
+<b:Sources xmlns:b="http://schemas.openxmlformats.org/officeDocument/2006/bibliography" xmlns="http://schemas.openxmlformats.org/officeDocument/2006/bibliography" SelectedStyle="\APASixthEditionOfficeOnline.xsl" StyleName="APA" Version="6"/>
+</file>
+
+<file path=customXml/item2.xml><?xml version="1.0" encoding="utf-8"?>
 <s:customData xmlns="http://www.wps.cn/officeDocument/2013/wpsCustomData" xmlns:s="http://www.wps.cn/officeDocument/2013/wpsCustomData">
   <customSectProps>
     <customSectPr/>
@@ -14060,22 +14177,18 @@
 </s:customData>
 </file>
 
-<file path=customXml/item2.xml><?xml version="1.0" encoding="utf-8"?>
-<b:Sources xmlns:b="http://schemas.openxmlformats.org/officeDocument/2006/bibliography" xmlns="http://schemas.openxmlformats.org/officeDocument/2006/bibliography" SelectedStyle="\APASixthEditionOfficeOnline.xsl" StyleName="APA" Version="6"/>
+<file path=customXml/itemProps1.xml><?xml version="1.0" encoding="utf-8"?>
+<ds:datastoreItem xmlns:ds="http://schemas.openxmlformats.org/officeDocument/2006/customXml" ds:itemID="{2C68AE67-B5E9-49E2-A285-E4E9C92258CA}">
+  <ds:schemaRefs>
+    <ds:schemaRef ds:uri="http://schemas.openxmlformats.org/officeDocument/2006/bibliography"/>
+  </ds:schemaRefs>
+</ds:datastoreItem>
 </file>
 
-<file path=customXml/itemProps1.xml><?xml version="1.0" encoding="utf-8"?>
+<file path=customXml/itemProps2.xml><?xml version="1.0" encoding="utf-8"?>
 <ds:datastoreItem xmlns:ds="http://schemas.openxmlformats.org/officeDocument/2006/customXml" ds:itemID="{B1977F7D-205B-4081-913C-38D41E755F92}">
   <ds:schemaRefs>
     <ds:schemaRef ds:uri="http://www.wps.cn/officeDocument/2013/wpsCustomData"/>
   </ds:schemaRefs>
 </ds:datastoreItem>
-</file>
-
-<file path=customXml/itemProps2.xml><?xml version="1.0" encoding="utf-8"?>
-<ds:datastoreItem xmlns:ds="http://schemas.openxmlformats.org/officeDocument/2006/customXml" ds:itemID="{2C68AE67-B5E9-49E2-A285-E4E9C92258CA}">
-  <ds:schemaRefs>
-    <ds:schemaRef ds:uri="http://schemas.openxmlformats.org/officeDocument/2006/bibliography"/>
-  </ds:schemaRefs>
-</ds:datastoreItem>
 </file>